--- a/xq/吴天铭Nature Nurture.docx
+++ b/xq/吴天铭Nature Nurture.docx
@@ -4,10 +4,231 @@
   <w:body>
     <w:p>
       <w:r>
-        <w:t xml:space="preserve">I strongly agree with Claire that nurture play a more important role in our development. The primary reason is that environment can shape our personality. To be more specific, every people is different, and we know no two people is totally identity. This is because gene offer a base and experience give us different feel, so we have a lot of characteristics. In addition, environment may change our gene even body. For example, I saw a new that a person who live in woofs. He never touches other people. So, when he was rescue by other and take into a </w:t>
-      </w:r>
-      <w:r>
-        <w:t>country. People find him that he cannot speak human language, but he can speak woof language. This shows that people can be changed by surrounding in a big part.</w:t>
+        <w:t xml:space="preserve">I strongly agree with Claire that nurture play a more important role in our development. The primary reason is that environment can shape our personality. To be more specific, every </w:t>
+      </w:r>
+      <w:commentRangeStart w:id="0"/>
+      <w:r>
+        <w:t xml:space="preserve">people </w:t>
+      </w:r>
+      <w:commentRangeEnd w:id="0"/>
+      <w:r>
+        <w:rPr>
+          <w:rStyle w:val="af0"/>
+          <w:sz w:val="22"/>
+          <w:szCs w:val="24"/>
+        </w:rPr>
+        <w:commentReference w:id="0"/>
+      </w:r>
+      <w:r>
+        <w:t xml:space="preserve">is different, and we know no two people </w:t>
+      </w:r>
+      <w:commentRangeStart w:id="1"/>
+      <w:r>
+        <w:t xml:space="preserve">is </w:t>
+      </w:r>
+      <w:commentRangeEnd w:id="1"/>
+      <w:r>
+        <w:rPr>
+          <w:rStyle w:val="af0"/>
+          <w:sz w:val="22"/>
+          <w:szCs w:val="24"/>
+        </w:rPr>
+        <w:commentReference w:id="1"/>
+      </w:r>
+      <w:r>
+        <w:t xml:space="preserve">totally </w:t>
+      </w:r>
+      <w:commentRangeStart w:id="2"/>
+      <w:r>
+        <w:t>identity</w:t>
+      </w:r>
+      <w:commentRangeEnd w:id="2"/>
+      <w:r>
+        <w:rPr>
+          <w:rStyle w:val="af0"/>
+          <w:sz w:val="22"/>
+          <w:szCs w:val="24"/>
+        </w:rPr>
+        <w:commentReference w:id="2"/>
+      </w:r>
+      <w:r>
+        <w:t xml:space="preserve">. This is because </w:t>
+      </w:r>
+      <w:commentRangeStart w:id="3"/>
+      <w:r>
+        <w:t xml:space="preserve">gene </w:t>
+      </w:r>
+      <w:commentRangeEnd w:id="3"/>
+      <w:r>
+        <w:rPr>
+          <w:rStyle w:val="af0"/>
+          <w:sz w:val="22"/>
+          <w:szCs w:val="24"/>
+        </w:rPr>
+        <w:commentReference w:id="3"/>
+      </w:r>
+      <w:r>
+        <w:t xml:space="preserve">offer a base and </w:t>
+      </w:r>
+      <w:commentRangeStart w:id="4"/>
+      <w:r>
+        <w:t xml:space="preserve">experience </w:t>
+      </w:r>
+      <w:commentRangeEnd w:id="4"/>
+      <w:r>
+        <w:rPr>
+          <w:rStyle w:val="af0"/>
+          <w:sz w:val="22"/>
+          <w:szCs w:val="24"/>
+        </w:rPr>
+        <w:commentReference w:id="4"/>
+      </w:r>
+      <w:r>
+        <w:t xml:space="preserve">give us </w:t>
+      </w:r>
+      <w:commentRangeStart w:id="5"/>
+      <w:r>
+        <w:t>different feel</w:t>
+      </w:r>
+      <w:commentRangeEnd w:id="5"/>
+      <w:r>
+        <w:rPr>
+          <w:rStyle w:val="af0"/>
+          <w:sz w:val="22"/>
+          <w:szCs w:val="24"/>
+        </w:rPr>
+        <w:commentReference w:id="5"/>
+      </w:r>
+      <w:r>
+        <w:t>, so we have a lot of characteristics. In addition, environment may change our gene</w:t>
+      </w:r>
+      <w:commentRangeStart w:id="6"/>
+      <w:r>
+        <w:t xml:space="preserve"> even body</w:t>
+      </w:r>
+      <w:commentRangeEnd w:id="6"/>
+      <w:r>
+        <w:rPr>
+          <w:rStyle w:val="af0"/>
+          <w:sz w:val="22"/>
+          <w:szCs w:val="24"/>
+        </w:rPr>
+        <w:commentReference w:id="6"/>
+      </w:r>
+      <w:r>
+        <w:t xml:space="preserve">. For example, I saw </w:t>
+      </w:r>
+      <w:commentRangeStart w:id="7"/>
+      <w:r>
+        <w:t xml:space="preserve">a new </w:t>
+      </w:r>
+      <w:commentRangeEnd w:id="7"/>
+      <w:r>
+        <w:rPr>
+          <w:rStyle w:val="af0"/>
+          <w:sz w:val="22"/>
+          <w:szCs w:val="24"/>
+        </w:rPr>
+        <w:commentReference w:id="7"/>
+      </w:r>
+      <w:r>
+        <w:t xml:space="preserve">that </w:t>
+      </w:r>
+      <w:commentRangeStart w:id="8"/>
+      <w:r>
+        <w:t>a person who live in woofs</w:t>
+      </w:r>
+      <w:commentRangeEnd w:id="8"/>
+      <w:r>
+        <w:rPr>
+          <w:rStyle w:val="af0"/>
+          <w:sz w:val="22"/>
+          <w:szCs w:val="24"/>
+        </w:rPr>
+        <w:commentReference w:id="8"/>
+      </w:r>
+      <w:r>
+        <w:t xml:space="preserve">. He never touches other people. So, when he was </w:t>
+      </w:r>
+      <w:commentRangeStart w:id="9"/>
+      <w:r>
+        <w:t xml:space="preserve">rescue </w:t>
+      </w:r>
+      <w:commentRangeEnd w:id="9"/>
+      <w:r>
+        <w:rPr>
+          <w:rStyle w:val="af0"/>
+          <w:sz w:val="22"/>
+          <w:szCs w:val="24"/>
+        </w:rPr>
+        <w:commentReference w:id="9"/>
+      </w:r>
+      <w:r>
+        <w:t xml:space="preserve">by other and </w:t>
+      </w:r>
+      <w:commentRangeStart w:id="10"/>
+      <w:r>
+        <w:t xml:space="preserve">take </w:t>
+      </w:r>
+      <w:commentRangeEnd w:id="10"/>
+      <w:r>
+        <w:rPr>
+          <w:rStyle w:val="af0"/>
+          <w:sz w:val="22"/>
+          <w:szCs w:val="24"/>
+        </w:rPr>
+        <w:commentReference w:id="10"/>
+      </w:r>
+      <w:r>
+        <w:t>into a country</w:t>
+      </w:r>
+      <w:commentRangeStart w:id="11"/>
+      <w:r>
+        <w:t xml:space="preserve">. </w:t>
+      </w:r>
+      <w:commentRangeEnd w:id="11"/>
+      <w:r>
+        <w:rPr>
+          <w:rStyle w:val="af0"/>
+          <w:sz w:val="22"/>
+          <w:szCs w:val="24"/>
+        </w:rPr>
+        <w:commentReference w:id="11"/>
+      </w:r>
+      <w:r>
+        <w:t xml:space="preserve">People find </w:t>
+      </w:r>
+      <w:commentRangeStart w:id="12"/>
+      <w:r>
+        <w:t xml:space="preserve">him </w:t>
+      </w:r>
+      <w:commentRangeEnd w:id="12"/>
+      <w:r>
+        <w:rPr>
+          <w:rStyle w:val="af0"/>
+          <w:sz w:val="22"/>
+          <w:szCs w:val="24"/>
+        </w:rPr>
+        <w:commentReference w:id="12"/>
+      </w:r>
+      <w:r>
+        <w:t xml:space="preserve">that he cannot speak human language, but he can speak </w:t>
+      </w:r>
+      <w:commentRangeStart w:id="13"/>
+      <w:r>
+        <w:t xml:space="preserve">woof </w:t>
+      </w:r>
+      <w:commentRangeEnd w:id="13"/>
+      <w:r>
+        <w:rPr>
+          <w:rStyle w:val="af0"/>
+          <w:sz w:val="22"/>
+          <w:szCs w:val="24"/>
+        </w:rPr>
+        <w:commentReference w:id="13"/>
+      </w:r>
+      <w:r>
+        <w:t>language. This shows that people can be changed by surrounding in a big part.</w:t>
       </w:r>
     </w:p>
     <w:sectPr>
@@ -18,6 +239,315 @@
     </w:sectPr>
   </w:body>
 </w:document>
+</file>
+
+<file path=word/comments.xml><?xml version="1.0" encoding="utf-8"?>
+<w:comments xmlns:wpc="http://schemas.microsoft.com/office/word/2010/wordprocessingCanvas" xmlns:cx="http://schemas.microsoft.com/office/drawing/2014/chartex" xmlns:cx1="http://schemas.microsoft.com/office/drawing/2015/9/8/chartex" xmlns:cx2="http://schemas.microsoft.com/office/drawing/2015/10/21/chartex" xmlns:cx3="http://schemas.microsoft.com/office/drawing/2016/5/9/chartex" xmlns:cx4="http://schemas.microsoft.com/office/drawing/2016/5/10/chartex" xmlns:cx5="http://schemas.microsoft.com/office/drawing/2016/5/11/chartex" xmlns:cx6="http://schemas.microsoft.com/office/drawing/2016/5/12/chartex" xmlns:cx7="http://schemas.microsoft.com/office/drawing/2016/5/13/chartex" xmlns:cx8="http://schemas.microsoft.com/office/drawing/2016/5/14/chartex" xmlns:mc="http://schemas.openxmlformats.org/markup-compatibility/2006" xmlns:aink="http://schemas.microsoft.com/office/drawing/2016/ink" xmlns:am3d="http://schemas.microsoft.com/office/drawing/2017/model3d" xmlns:o="urn:schemas-microsoft-com:office:office" xmlns:oel="http://schemas.microsoft.com/office/2019/extlst" xmlns:r="http://schemas.openxmlformats.org/officeDocument/2006/relationships" xmlns:m="http://schemas.openxmlformats.org/officeDocument/2006/math" xmlns:v="urn:schemas-microsoft-com:vml" xmlns:wp14="http://schemas.microsoft.com/office/word/2010/wordprocessingDrawing" xmlns:wp="http://schemas.openxmlformats.org/drawingml/2006/wordprocessingDrawing" xmlns:w10="urn:schemas-microsoft-com:office:word" xmlns:w="http://schemas.openxmlformats.org/wordprocessingml/2006/main" xmlns:w14="http://schemas.microsoft.com/office/word/2010/wordml" xmlns:w15="http://schemas.microsoft.com/office/word/2012/wordml" xmlns:w16cex="http://schemas.microsoft.com/office/word/2018/wordml/cex" xmlns:w16cid="http://schemas.microsoft.com/office/word/2016/wordml/cid" xmlns:w16="http://schemas.microsoft.com/office/word/2018/wordml" xmlns:w16du="http://schemas.microsoft.com/office/word/2023/wordml/word16du" xmlns:w16sdtdh="http://schemas.microsoft.com/office/word/2020/wordml/sdtdatahash" xmlns:w16sdtfl="http://schemas.microsoft.com/office/word/2024/wordml/sdtformatlock" xmlns:w16se="http://schemas.microsoft.com/office/word/2015/wordml/symex" xmlns:wpg="http://schemas.microsoft.com/office/word/2010/wordprocessingGroup" xmlns:wpi="http://schemas.microsoft.com/office/word/2010/wordprocessingInk" xmlns:wne="http://schemas.microsoft.com/office/word/2006/wordml" xmlns:wps="http://schemas.microsoft.com/office/word/2010/wordprocessingShape" mc:Ignorable="w14 w15 w16se w16cid w16 w16cex w16sdtdh w16sdtfl w16du wp14">
+  <w:comment w:id="0" w:author="解琦" w:date="2026-06-01T11:45:00Z" w:initials="">
+    <w:p>
+      <w:pPr>
+        <w:pStyle w:val="ae"/>
+      </w:pPr>
+      <w:r>
+        <w:rPr>
+          <w:rStyle w:val="af0"/>
+        </w:rPr>
+        <w:annotationRef/>
+      </w:r>
+      <w:r>
+        <w:rPr>
+          <w:rFonts w:hint="eastAsia"/>
+        </w:rPr>
+        <w:t>people是复数</w:t>
+      </w:r>
+    </w:p>
+  </w:comment>
+  <w:comment w:id="1" w:author="解琦" w:date="2026-06-01T11:45:00Z" w:initials="">
+    <w:p>
+      <w:pPr>
+        <w:pStyle w:val="ae"/>
+      </w:pPr>
+      <w:r>
+        <w:rPr>
+          <w:rStyle w:val="af0"/>
+        </w:rPr>
+        <w:annotationRef/>
+      </w:r>
+      <w:r>
+        <w:rPr>
+          <w:rFonts w:hint="eastAsia"/>
+        </w:rPr>
+        <w:t>主谓一致</w:t>
+      </w:r>
+    </w:p>
+  </w:comment>
+  <w:comment w:id="2" w:author="解琦" w:date="2026-06-01T11:45:00Z" w:initials="">
+    <w:p>
+      <w:pPr>
+        <w:pStyle w:val="ae"/>
+      </w:pPr>
+      <w:r>
+        <w:rPr>
+          <w:rStyle w:val="af0"/>
+        </w:rPr>
+        <w:annotationRef/>
+      </w:r>
+      <w:r>
+        <w:rPr>
+          <w:rFonts w:hint="eastAsia"/>
+        </w:rPr>
+        <w:t>这是名词，是“身份”的意思</w:t>
+      </w:r>
+    </w:p>
+  </w:comment>
+  <w:comment w:id="3" w:author="解琦" w:date="2026-06-01T11:45:00Z" w:initials="">
+    <w:p>
+      <w:pPr>
+        <w:pStyle w:val="ae"/>
+      </w:pPr>
+      <w:r>
+        <w:rPr>
+          <w:rStyle w:val="af0"/>
+        </w:rPr>
+        <w:annotationRef/>
+      </w:r>
+      <w:r>
+        <w:rPr>
+          <w:rFonts w:hint="eastAsia"/>
+        </w:rPr>
+        <w:t>genes</w:t>
+      </w:r>
+    </w:p>
+  </w:comment>
+  <w:comment w:id="4" w:author="解琦" w:date="2026-06-01T11:45:00Z" w:initials="">
+    <w:p>
+      <w:pPr>
+        <w:pStyle w:val="ae"/>
+      </w:pPr>
+      <w:r>
+        <w:rPr>
+          <w:rStyle w:val="af0"/>
+        </w:rPr>
+        <w:annotationRef/>
+      </w:r>
+      <w:r>
+        <w:rPr>
+          <w:rFonts w:hint="eastAsia"/>
+        </w:rPr>
+        <w:t>复数</w:t>
+      </w:r>
+    </w:p>
+  </w:comment>
+  <w:comment w:id="5" w:author="解琦" w:date="2026-06-01T11:45:00Z" w:initials="">
+    <w:p>
+      <w:pPr>
+        <w:pStyle w:val="ae"/>
+      </w:pPr>
+      <w:r>
+        <w:rPr>
+          <w:rStyle w:val="af0"/>
+        </w:rPr>
+        <w:annotationRef/>
+      </w:r>
+      <w:r>
+        <w:rPr>
+          <w:rFonts w:hint="eastAsia"/>
+        </w:rPr>
+        <w:t>什么意思？</w:t>
+      </w:r>
+    </w:p>
+  </w:comment>
+  <w:comment w:id="6" w:author="解琦" w:date="2026-06-01T11:50:00Z" w:initials="">
+    <w:p>
+      <w:pPr>
+        <w:pStyle w:val="ae"/>
+      </w:pPr>
+      <w:r>
+        <w:rPr>
+          <w:rStyle w:val="af0"/>
+        </w:rPr>
+        <w:annotationRef/>
+      </w:r>
+      <w:r>
+        <w:rPr>
+          <w:rFonts w:hint="eastAsia"/>
+        </w:rPr>
+        <w:t>去掉</w:t>
+      </w:r>
+    </w:p>
+  </w:comment>
+  <w:comment w:id="7" w:author="解琦" w:date="2026-06-01T11:50:00Z" w:initials="">
+    <w:p>
+      <w:pPr>
+        <w:pStyle w:val="ae"/>
+      </w:pPr>
+      <w:r>
+        <w:rPr>
+          <w:rStyle w:val="af0"/>
+        </w:rPr>
+        <w:annotationRef/>
+      </w:r>
+      <w:r>
+        <w:rPr>
+          <w:rFonts w:hint="eastAsia"/>
+        </w:rPr>
+        <w:t>a piece of news</w:t>
+      </w:r>
+    </w:p>
+  </w:comment>
+  <w:comment w:id="8" w:author="解琦" w:date="2026-06-01T11:50:00Z" w:initials="">
+    <w:p>
+      <w:pPr>
+        <w:pStyle w:val="ae"/>
+      </w:pPr>
+      <w:r>
+        <w:rPr>
+          <w:rStyle w:val="af0"/>
+        </w:rPr>
+        <w:annotationRef/>
+      </w:r>
+      <w:r>
+        <w:rPr>
+          <w:rFonts w:hint="eastAsia"/>
+        </w:rPr>
+        <w:t>that后面的同位语从句需要主谓宾齐全</w:t>
+      </w:r>
+    </w:p>
+  </w:comment>
+  <w:comment w:id="9" w:author="解琦" w:date="2026-06-01T11:51:00Z" w:initials="">
+    <w:p>
+      <w:pPr>
+        <w:pStyle w:val="ae"/>
+      </w:pPr>
+      <w:r>
+        <w:rPr>
+          <w:rStyle w:val="af0"/>
+        </w:rPr>
+        <w:annotationRef/>
+      </w:r>
+      <w:r>
+        <w:rPr>
+          <w:rFonts w:hint="eastAsia"/>
+        </w:rPr>
+        <w:t>注意被动构成</w:t>
+      </w:r>
+    </w:p>
+  </w:comment>
+  <w:comment w:id="10" w:author="解琦" w:date="2026-06-01T11:51:00Z" w:initials="">
+    <w:p>
+      <w:pPr>
+        <w:pStyle w:val="ae"/>
+      </w:pPr>
+      <w:r>
+        <w:rPr>
+          <w:rStyle w:val="af0"/>
+        </w:rPr>
+        <w:annotationRef/>
+      </w:r>
+      <w:r>
+        <w:rPr>
+          <w:rFonts w:hint="eastAsia"/>
+        </w:rPr>
+        <w:t>被动</w:t>
+      </w:r>
+    </w:p>
+  </w:comment>
+  <w:comment w:id="11" w:author="解琦" w:date="2026-06-01T11:53:00Z" w:initials="">
+    <w:p>
+      <w:pPr>
+        <w:pStyle w:val="ae"/>
+      </w:pPr>
+      <w:r>
+        <w:rPr>
+          <w:rStyle w:val="af0"/>
+        </w:rPr>
+        <w:annotationRef/>
+      </w:r>
+      <w:r>
+        <w:rPr>
+          <w:rFonts w:hint="eastAsia"/>
+        </w:rPr>
+        <w:t>When 句子, 句子.</w:t>
+      </w:r>
+    </w:p>
+  </w:comment>
+  <w:comment w:id="12" w:author="解琦" w:date="2026-06-01T11:53:00Z" w:initials="">
+    <w:p>
+      <w:pPr>
+        <w:pStyle w:val="ae"/>
+      </w:pPr>
+      <w:r>
+        <w:rPr>
+          <w:rStyle w:val="af0"/>
+        </w:rPr>
+        <w:annotationRef/>
+      </w:r>
+      <w:r>
+        <w:rPr>
+          <w:rFonts w:hint="eastAsia"/>
+        </w:rPr>
+        <w:t>find that...发现。。。</w:t>
+      </w:r>
+    </w:p>
+  </w:comment>
+  <w:comment w:id="13" w:author="解琦" w:date="2026-06-01T11:54:00Z" w:initials="">
+    <w:p>
+      <w:pPr>
+        <w:pStyle w:val="ae"/>
+      </w:pPr>
+      <w:r>
+        <w:rPr>
+          <w:rStyle w:val="af0"/>
+        </w:rPr>
+        <w:annotationRef/>
+      </w:r>
+      <w:r>
+        <w:rPr>
+          <w:rFonts w:hint="eastAsia"/>
+        </w:rPr>
+        <w:t>wolf</w:t>
+      </w:r>
+    </w:p>
+  </w:comment>
+</w:comments>
+</file>
+
+<file path=word/commentsExtended.xml><?xml version="1.0" encoding="utf-8"?>
+<w15:commentsEx xmlns:wpc="http://schemas.microsoft.com/office/word/2010/wordprocessingCanvas" xmlns:cx="http://schemas.microsoft.com/office/drawing/2014/chartex" xmlns:cx1="http://schemas.microsoft.com/office/drawing/2015/9/8/chartex" xmlns:cx2="http://schemas.microsoft.com/office/drawing/2015/10/21/chartex" xmlns:cx3="http://schemas.microsoft.com/office/drawing/2016/5/9/chartex" xmlns:cx4="http://schemas.microsoft.com/office/drawing/2016/5/10/chartex" xmlns:cx5="http://schemas.microsoft.com/office/drawing/2016/5/11/chartex" xmlns:cx6="http://schemas.microsoft.com/office/drawing/2016/5/12/chartex" xmlns:cx7="http://schemas.microsoft.com/office/drawing/2016/5/13/chartex" xmlns:cx8="http://schemas.microsoft.com/office/drawing/2016/5/14/chartex" xmlns:mc="http://schemas.openxmlformats.org/markup-compatibility/2006" xmlns:aink="http://schemas.microsoft.com/office/drawing/2016/ink" xmlns:am3d="http://schemas.microsoft.com/office/drawing/2017/model3d" xmlns:o="urn:schemas-microsoft-com:office:office" xmlns:oel="http://schemas.microsoft.com/office/2019/extlst" xmlns:r="http://schemas.openxmlformats.org/officeDocument/2006/relationships" xmlns:m="http://schemas.openxmlformats.org/officeDocument/2006/math" xmlns:v="urn:schemas-microsoft-com:vml" xmlns:wp14="http://schemas.microsoft.com/office/word/2010/wordprocessingDrawing" xmlns:wp="http://schemas.openxmlformats.org/drawingml/2006/wordprocessingDrawing" xmlns:w10="urn:schemas-microsoft-com:office:word" xmlns:w="http://schemas.openxmlformats.org/wordprocessingml/2006/main" xmlns:w14="http://schemas.microsoft.com/office/word/2010/wordml" xmlns:w15="http://schemas.microsoft.com/office/word/2012/wordml" xmlns:w16cex="http://schemas.microsoft.com/office/word/2018/wordml/cex" xmlns:w16cid="http://schemas.microsoft.com/office/word/2016/wordml/cid" xmlns:w16="http://schemas.microsoft.com/office/word/2018/wordml" xmlns:w16du="http://schemas.microsoft.com/office/word/2023/wordml/word16du" xmlns:w16sdtdh="http://schemas.microsoft.com/office/word/2020/wordml/sdtdatahash" xmlns:w16sdtfl="http://schemas.microsoft.com/office/word/2024/wordml/sdtformatlock" xmlns:w16se="http://schemas.microsoft.com/office/word/2015/wordml/symex" xmlns:wpg="http://schemas.microsoft.com/office/word/2010/wordprocessingGroup" xmlns:wpi="http://schemas.microsoft.com/office/word/2010/wordprocessingInk" xmlns:wne="http://schemas.microsoft.com/office/word/2006/wordml" xmlns:wps="http://schemas.microsoft.com/office/word/2010/wordprocessingShape" mc:Ignorable="w14 w15 w16se w16cid w16 w16cex w16sdtdh w16sdtfl w16du wp14">
+  <w15:commentEx w15:paraId="3D22098E" w15:done="0"/>
+  <w15:commentEx w15:paraId="5DD56ED1" w15:done="0"/>
+  <w15:commentEx w15:paraId="600926C9" w15:done="0"/>
+  <w15:commentEx w15:paraId="5A21C535" w15:done="0"/>
+  <w15:commentEx w15:paraId="5C977A70" w15:done="0"/>
+  <w15:commentEx w15:paraId="3A410204" w15:done="0"/>
+  <w15:commentEx w15:paraId="6AF7196F" w15:done="0"/>
+  <w15:commentEx w15:paraId="2497AA31" w15:done="0"/>
+  <w15:commentEx w15:paraId="6968DECF" w15:done="0"/>
+  <w15:commentEx w15:paraId="77389033" w15:done="0"/>
+  <w15:commentEx w15:paraId="5000EF09" w15:done="0"/>
+  <w15:commentEx w15:paraId="4EDF0582" w15:done="0"/>
+  <w15:commentEx w15:paraId="5CE332E0" w15:done="0"/>
+  <w15:commentEx w15:paraId="1323B5BC" w15:done="0"/>
+</w15:commentsEx>
+</file>
+
+<file path=word/commentsIds.xml><?xml version="1.0" encoding="utf-8"?>
+<w16cid:commentsIds xmlns:wpc="http://schemas.microsoft.com/office/word/2010/wordprocessingCanvas" xmlns:cx="http://schemas.microsoft.com/office/drawing/2014/chartex" xmlns:cx1="http://schemas.microsoft.com/office/drawing/2015/9/8/chartex" xmlns:cx2="http://schemas.microsoft.com/office/drawing/2015/10/21/chartex" xmlns:cx3="http://schemas.microsoft.com/office/drawing/2016/5/9/chartex" xmlns:cx4="http://schemas.microsoft.com/office/drawing/2016/5/10/chartex" xmlns:cx5="http://schemas.microsoft.com/office/drawing/2016/5/11/chartex" xmlns:cx6="http://schemas.microsoft.com/office/drawing/2016/5/12/chartex" xmlns:cx7="http://schemas.microsoft.com/office/drawing/2016/5/13/chartex" xmlns:cx8="http://schemas.microsoft.com/office/drawing/2016/5/14/chartex" xmlns:mc="http://schemas.openxmlformats.org/markup-compatibility/2006" xmlns:aink="http://schemas.microsoft.com/office/drawing/2016/ink" xmlns:am3d="http://schemas.microsoft.com/office/drawing/2017/model3d" xmlns:o="urn:schemas-microsoft-com:office:office" xmlns:oel="http://schemas.microsoft.com/office/2019/extlst" xmlns:r="http://schemas.openxmlformats.org/officeDocument/2006/relationships" xmlns:m="http://schemas.openxmlformats.org/officeDocument/2006/math" xmlns:v="urn:schemas-microsoft-com:vml" xmlns:wp14="http://schemas.microsoft.com/office/word/2010/wordprocessingDrawing" xmlns:wp="http://schemas.openxmlformats.org/drawingml/2006/wordprocessingDrawing" xmlns:w10="urn:schemas-microsoft-com:office:word" xmlns:w="http://schemas.openxmlformats.org/wordprocessingml/2006/main" xmlns:w14="http://schemas.microsoft.com/office/word/2010/wordml" xmlns:w15="http://schemas.microsoft.com/office/word/2012/wordml" xmlns:w16cex="http://schemas.microsoft.com/office/word/2018/wordml/cex" xmlns:w16cid="http://schemas.microsoft.com/office/word/2016/wordml/cid" xmlns:w16="http://schemas.microsoft.com/office/word/2018/wordml" xmlns:w16du="http://schemas.microsoft.com/office/word/2023/wordml/word16du" xmlns:w16sdtdh="http://schemas.microsoft.com/office/word/2020/wordml/sdtdatahash" xmlns:w16sdtfl="http://schemas.microsoft.com/office/word/2024/wordml/sdtformatlock" xmlns:w16se="http://schemas.microsoft.com/office/word/2015/wordml/symex" xmlns:wpg="http://schemas.microsoft.com/office/word/2010/wordprocessingGroup" xmlns:wpi="http://schemas.microsoft.com/office/word/2010/wordprocessingInk" xmlns:wne="http://schemas.microsoft.com/office/word/2006/wordml" xmlns:wps="http://schemas.microsoft.com/office/word/2010/wordprocessingShape" mc:Ignorable="w14 w15 w16se w16cid w16 w16cex w16sdtdh w16sdtfl w16du wp14">
+  <w16cid:commentId w16cid:paraId="3D22098E" w16cid:durableId="3CCF509D"/>
+  <w16cid:commentId w16cid:paraId="5DD56ED1" w16cid:durableId="62EA9731"/>
+  <w16cid:commentId w16cid:paraId="600926C9" w16cid:durableId="2F452BDB"/>
+  <w16cid:commentId w16cid:paraId="5A21C535" w16cid:durableId="632C3F62"/>
+  <w16cid:commentId w16cid:paraId="5C977A70" w16cid:durableId="092E8BC8"/>
+  <w16cid:commentId w16cid:paraId="3A410204" w16cid:durableId="2E3866BE"/>
+  <w16cid:commentId w16cid:paraId="6AF7196F" w16cid:durableId="14E1DE50"/>
+  <w16cid:commentId w16cid:paraId="2497AA31" w16cid:durableId="663F4CD3"/>
+  <w16cid:commentId w16cid:paraId="6968DECF" w16cid:durableId="60EC0449"/>
+  <w16cid:commentId w16cid:paraId="77389033" w16cid:durableId="688DE459"/>
+  <w16cid:commentId w16cid:paraId="5000EF09" w16cid:durableId="20A5E6BE"/>
+  <w16cid:commentId w16cid:paraId="4EDF0582" w16cid:durableId="28830A54"/>
+  <w16cid:commentId w16cid:paraId="5CE332E0" w16cid:durableId="41674419"/>
+  <w16cid:commentId w16cid:paraId="1323B5BC" w16cid:durableId="11B9B951"/>
+</w16cid:commentsIds>
 </file>
 
 <file path=word/styles.xml><?xml version="1.0" encoding="utf-8"?>
@@ -420,6 +950,7 @@
   <w:style w:type="paragraph" w:default="1" w:styleId="a">
     <w:name w:val="Normal"/>
     <w:qFormat/>
+    <w:rsid w:val="00BC6723"/>
     <w:pPr>
       <w:widowControl w:val="0"/>
     </w:pPr>
@@ -942,6 +1473,35 @@
       <w:smallCaps/>
       <w:color w:val="0F4761" w:themeColor="accent1" w:themeShade="BF"/>
       <w:spacing w:val="5"/>
+    </w:rPr>
+  </w:style>
+  <w:style w:type="paragraph" w:styleId="ae">
+    <w:name w:val="annotation text"/>
+    <w:basedOn w:val="a"/>
+    <w:link w:val="af"/>
+    <w:uiPriority w:val="99"/>
+    <w:semiHidden/>
+    <w:unhideWhenUsed/>
+    <w:rsid w:val="00BC6723"/>
+  </w:style>
+  <w:style w:type="character" w:customStyle="1" w:styleId="af">
+    <w:name w:val="批注文字 字符"/>
+    <w:basedOn w:val="a0"/>
+    <w:link w:val="ae"/>
+    <w:uiPriority w:val="99"/>
+    <w:semiHidden/>
+    <w:rsid w:val="00BC6723"/>
+  </w:style>
+  <w:style w:type="character" w:styleId="af0">
+    <w:name w:val="annotation reference"/>
+    <w:basedOn w:val="a0"/>
+    <w:uiPriority w:val="99"/>
+    <w:semiHidden/>
+    <w:unhideWhenUsed/>
+    <w:rsid w:val="00BC6723"/>
+    <w:rPr>
+      <w:sz w:val="21"/>
+      <w:szCs w:val="21"/>
     </w:rPr>
   </w:style>
 </w:styles>

--- a/xq/吴天铭Nature Nurture.docx
+++ b/xq/吴天铭Nature Nurture.docx
@@ -3,232 +3,200 @@
 <w:document xmlns:wpc="http://schemas.microsoft.com/office/word/2010/wordprocessingCanvas" xmlns:cx="http://schemas.microsoft.com/office/drawing/2014/chartex" xmlns:cx1="http://schemas.microsoft.com/office/drawing/2015/9/8/chartex" xmlns:cx2="http://schemas.microsoft.com/office/drawing/2015/10/21/chartex" xmlns:cx3="http://schemas.microsoft.com/office/drawing/2016/5/9/chartex" xmlns:cx4="http://schemas.microsoft.com/office/drawing/2016/5/10/chartex" xmlns:cx5="http://schemas.microsoft.com/office/drawing/2016/5/11/chartex" xmlns:cx6="http://schemas.microsoft.com/office/drawing/2016/5/12/chartex" xmlns:cx7="http://schemas.microsoft.com/office/drawing/2016/5/13/chartex" xmlns:cx8="http://schemas.microsoft.com/office/drawing/2016/5/14/chartex" xmlns:mc="http://schemas.openxmlformats.org/markup-compatibility/2006" xmlns:aink="http://schemas.microsoft.com/office/drawing/2016/ink" xmlns:am3d="http://schemas.microsoft.com/office/drawing/2017/model3d" xmlns:o="urn:schemas-microsoft-com:office:office" xmlns:oel="http://schemas.microsoft.com/office/2019/extlst" xmlns:r="http://schemas.openxmlformats.org/officeDocument/2006/relationships" xmlns:m="http://schemas.openxmlformats.org/officeDocument/2006/math" xmlns:v="urn:schemas-microsoft-com:vml" xmlns:wp14="http://schemas.microsoft.com/office/word/2010/wordprocessingDrawing" xmlns:wp="http://schemas.openxmlformats.org/drawingml/2006/wordprocessingDrawing" xmlns:w10="urn:schemas-microsoft-com:office:word" xmlns:w="http://schemas.openxmlformats.org/wordprocessingml/2006/main" xmlns:w14="http://schemas.microsoft.com/office/word/2010/wordml" xmlns:w15="http://schemas.microsoft.com/office/word/2012/wordml" xmlns:w16cex="http://schemas.microsoft.com/office/word/2018/wordml/cex" xmlns:w16cid="http://schemas.microsoft.com/office/word/2016/wordml/cid" xmlns:w16="http://schemas.microsoft.com/office/word/2018/wordml" xmlns:w16du="http://schemas.microsoft.com/office/word/2023/wordml/word16du" xmlns:w16sdtdh="http://schemas.microsoft.com/office/word/2020/wordml/sdtdatahash" xmlns:w16sdtfl="http://schemas.microsoft.com/office/word/2024/wordml/sdtformatlock" xmlns:w16se="http://schemas.microsoft.com/office/word/2015/wordml/symex" xmlns:wpg="http://schemas.microsoft.com/office/word/2010/wordprocessingGroup" xmlns:wpi="http://schemas.microsoft.com/office/word/2010/wordprocessingInk" xmlns:wne="http://schemas.microsoft.com/office/word/2006/wordml" xmlns:wps="http://schemas.microsoft.com/office/word/2010/wordprocessingShape" mc:Ignorable="w14 w15 w16se w16cid w16 w16cex w16sdtdh w16sdtfl w16du wp14">
   <w:body>
     <w:p>
-      <w:r>
-        <w:t xml:space="preserve">I strongly agree with Claire that nurture play a more important role in our development. The primary reason is that environment can shape our personality. To be more specific, every </w:t>
-      </w:r>
-      <w:commentRangeStart w:id="0"/>
-      <w:r>
-        <w:t xml:space="preserve">people </w:t>
-      </w:r>
-      <w:commentRangeEnd w:id="0"/>
-      <w:r>
-        <w:rPr>
-          <w:rStyle w:val="af0"/>
-          <w:sz w:val="22"/>
-          <w:szCs w:val="24"/>
-        </w:rPr>
-        <w:commentReference w:id="0"/>
+      <w:pPr>
+        <w:rPr>
+          <w:rFonts w:hint="eastAsia"/>
+        </w:rPr>
+      </w:pPr>
+      <w:r>
+        <w:t xml:space="preserve">I strongly agree with Claire that nurture </w:t>
+      </w:r>
+      <w:r>
+        <w:rPr>
+          <w:color w:val="EE0000"/>
+        </w:rPr>
+        <w:t>play</w:t>
+      </w:r>
+      <w:r>
+        <w:rPr>
+          <w:rFonts w:hint="eastAsia"/>
+          <w:color w:val="EE0000"/>
+        </w:rPr>
+        <w:t>s</w:t>
+      </w:r>
+      <w:r>
+        <w:rPr>
+          <w:color w:val="EE0000"/>
+        </w:rPr>
+        <w:t xml:space="preserve"> </w:t>
+      </w:r>
+      <w:r>
+        <w:t xml:space="preserve">a more important role in our development. The primary reason is that environment can shape our personality. To be more specific, every </w:t>
+      </w:r>
+      <w:r>
+        <w:rPr>
+          <w:color w:val="EE0000"/>
+        </w:rPr>
+        <w:t>pe</w:t>
+      </w:r>
+      <w:r>
+        <w:rPr>
+          <w:color w:val="EE0000"/>
+        </w:rPr>
+        <w:t>rson</w:t>
+      </w:r>
+      <w:r>
+        <w:rPr>
+          <w:color w:val="EE0000"/>
+        </w:rPr>
+        <w:t xml:space="preserve"> </w:t>
       </w:r>
       <w:r>
         <w:t xml:space="preserve">is different, and we know no two people </w:t>
       </w:r>
-      <w:commentRangeStart w:id="1"/>
-      <w:r>
-        <w:t xml:space="preserve">is </w:t>
-      </w:r>
-      <w:commentRangeEnd w:id="1"/>
-      <w:r>
-        <w:rPr>
-          <w:rStyle w:val="af0"/>
-          <w:sz w:val="22"/>
-          <w:szCs w:val="24"/>
-        </w:rPr>
-        <w:commentReference w:id="1"/>
-      </w:r>
-      <w:r>
-        <w:t xml:space="preserve">totally </w:t>
-      </w:r>
-      <w:commentRangeStart w:id="2"/>
-      <w:r>
-        <w:t>identity</w:t>
-      </w:r>
-      <w:commentRangeEnd w:id="2"/>
-      <w:r>
-        <w:rPr>
-          <w:rStyle w:val="af0"/>
-          <w:sz w:val="22"/>
-          <w:szCs w:val="24"/>
-        </w:rPr>
-        <w:commentReference w:id="2"/>
-      </w:r>
-      <w:r>
-        <w:t xml:space="preserve">. This is because </w:t>
-      </w:r>
-      <w:commentRangeStart w:id="3"/>
-      <w:r>
-        <w:t xml:space="preserve">gene </w:t>
-      </w:r>
-      <w:commentRangeEnd w:id="3"/>
-      <w:r>
-        <w:rPr>
-          <w:rStyle w:val="af0"/>
-          <w:sz w:val="22"/>
-          <w:szCs w:val="24"/>
-        </w:rPr>
-        <w:commentReference w:id="3"/>
-      </w:r>
-      <w:r>
-        <w:t xml:space="preserve">offer a base and </w:t>
-      </w:r>
-      <w:commentRangeStart w:id="4"/>
-      <w:r>
-        <w:t xml:space="preserve">experience </w:t>
-      </w:r>
-      <w:commentRangeEnd w:id="4"/>
-      <w:r>
-        <w:rPr>
-          <w:rStyle w:val="af0"/>
-          <w:sz w:val="22"/>
-          <w:szCs w:val="24"/>
-        </w:rPr>
-        <w:commentReference w:id="4"/>
-      </w:r>
-      <w:r>
-        <w:t xml:space="preserve">give us </w:t>
-      </w:r>
-      <w:commentRangeStart w:id="5"/>
-      <w:r>
-        <w:t>different feel</w:t>
-      </w:r>
-      <w:commentRangeEnd w:id="5"/>
-      <w:r>
-        <w:rPr>
-          <w:rStyle w:val="af0"/>
-          <w:sz w:val="22"/>
-          <w:szCs w:val="24"/>
-        </w:rPr>
-        <w:commentReference w:id="5"/>
-      </w:r>
-      <w:r>
-        <w:t>, so we have a lot of characteristics. In addition, environment may change our gene</w:t>
-      </w:r>
-      <w:commentRangeStart w:id="6"/>
-      <w:r>
-        <w:t xml:space="preserve"> even body</w:t>
-      </w:r>
-      <w:commentRangeEnd w:id="6"/>
-      <w:r>
-        <w:rPr>
-          <w:rStyle w:val="af0"/>
-          <w:sz w:val="22"/>
-          <w:szCs w:val="24"/>
-        </w:rPr>
-        <w:commentReference w:id="6"/>
-      </w:r>
-      <w:r>
-        <w:t xml:space="preserve">. For example, I saw </w:t>
-      </w:r>
-      <w:commentRangeStart w:id="7"/>
-      <w:r>
-        <w:t xml:space="preserve">a new </w:t>
-      </w:r>
-      <w:commentRangeEnd w:id="7"/>
-      <w:r>
-        <w:rPr>
-          <w:rStyle w:val="af0"/>
-          <w:sz w:val="22"/>
-          <w:szCs w:val="24"/>
-        </w:rPr>
-        <w:commentReference w:id="7"/>
-      </w:r>
-      <w:r>
-        <w:t xml:space="preserve">that </w:t>
-      </w:r>
-      <w:commentRangeStart w:id="8"/>
-      <w:r>
-        <w:t>a person who live in woofs</w:t>
-      </w:r>
-      <w:commentRangeEnd w:id="8"/>
-      <w:r>
-        <w:rPr>
-          <w:rStyle w:val="af0"/>
-          <w:sz w:val="22"/>
-          <w:szCs w:val="24"/>
-        </w:rPr>
-        <w:commentReference w:id="8"/>
-      </w:r>
-      <w:r>
-        <w:t xml:space="preserve">. He never touches other people. So, when he was </w:t>
-      </w:r>
-      <w:commentRangeStart w:id="9"/>
-      <w:r>
-        <w:t xml:space="preserve">rescue </w:t>
-      </w:r>
-      <w:commentRangeEnd w:id="9"/>
-      <w:r>
-        <w:rPr>
-          <w:rStyle w:val="af0"/>
-          <w:sz w:val="22"/>
-          <w:szCs w:val="24"/>
-        </w:rPr>
-        <w:commentReference w:id="9"/>
-      </w:r>
-      <w:r>
-        <w:t xml:space="preserve">by other and </w:t>
-      </w:r>
-      <w:commentRangeStart w:id="10"/>
-      <w:r>
-        <w:t xml:space="preserve">take </w:t>
-      </w:r>
-      <w:commentRangeEnd w:id="10"/>
-      <w:r>
-        <w:rPr>
-          <w:rStyle w:val="af0"/>
-          <w:sz w:val="22"/>
-          <w:szCs w:val="24"/>
-        </w:rPr>
-        <w:commentReference w:id="10"/>
-      </w:r>
-      <w:r>
-        <w:t>into a country</w:t>
-      </w:r>
-      <w:commentRangeStart w:id="11"/>
-      <w:r>
-        <w:t xml:space="preserve">. </w:t>
-      </w:r>
-      <w:commentRangeEnd w:id="11"/>
-      <w:r>
-        <w:rPr>
-          <w:rStyle w:val="af0"/>
-          <w:sz w:val="22"/>
-          <w:szCs w:val="24"/>
-        </w:rPr>
-        <w:commentReference w:id="11"/>
-      </w:r>
-      <w:r>
-        <w:t xml:space="preserve">People find </w:t>
-      </w:r>
-      <w:commentRangeStart w:id="12"/>
-      <w:r>
-        <w:t xml:space="preserve">him </w:t>
-      </w:r>
-      <w:commentRangeEnd w:id="12"/>
-      <w:r>
-        <w:rPr>
-          <w:rStyle w:val="af0"/>
-          <w:sz w:val="22"/>
-          <w:szCs w:val="24"/>
-        </w:rPr>
-        <w:commentReference w:id="12"/>
-      </w:r>
-      <w:r>
-        <w:t xml:space="preserve">that he cannot speak human language, but he can speak </w:t>
-      </w:r>
-      <w:commentRangeStart w:id="13"/>
-      <w:r>
-        <w:t xml:space="preserve">woof </w:t>
-      </w:r>
-      <w:commentRangeEnd w:id="13"/>
-      <w:r>
-        <w:rPr>
-          <w:rStyle w:val="af0"/>
-          <w:sz w:val="22"/>
-          <w:szCs w:val="24"/>
-        </w:rPr>
-        <w:commentReference w:id="13"/>
-      </w:r>
-      <w:r>
-        <w:t>language. This shows that people can be changed by surrounding in a big part.</w:t>
+      <w:r>
+        <w:rPr>
+          <w:rFonts w:hint="eastAsia"/>
+        </w:rPr>
+        <w:t xml:space="preserve">are </w:t>
+      </w:r>
+      <w:r>
+        <w:t xml:space="preserve">totally identical. This is because genes offer a base and life </w:t>
+      </w:r>
+      <w:r>
+        <w:rPr>
+          <w:color w:val="EE0000"/>
+        </w:rPr>
+        <w:t xml:space="preserve">experiences </w:t>
+      </w:r>
+      <w:r>
+        <w:rPr>
+          <w:color w:val="EE0000"/>
+        </w:rPr>
+        <w:t>shape</w:t>
+      </w:r>
+      <w:r>
+        <w:rPr>
+          <w:color w:val="EE0000"/>
+        </w:rPr>
+        <w:t xml:space="preserve"> </w:t>
+      </w:r>
+      <w:r>
+        <w:rPr>
+          <w:color w:val="EE0000"/>
+        </w:rPr>
+        <w:t xml:space="preserve">our </w:t>
+      </w:r>
+      <w:r>
+        <w:t xml:space="preserve">unique </w:t>
+      </w:r>
+      <w:r>
+        <w:rPr>
+          <w:color w:val="EE0000"/>
+        </w:rPr>
+        <w:t>characteristics</w:t>
+      </w:r>
+      <w:r>
+        <w:t xml:space="preserve">. In addition, </w:t>
+      </w:r>
+      <w:r>
+        <w:rPr>
+          <w:rFonts w:hint="eastAsia"/>
+        </w:rPr>
+        <w:t>the</w:t>
+      </w:r>
+      <w:r>
+        <w:t xml:space="preserve"> environment may change our genes expression. For example, I read a piece of news that a person </w:t>
+      </w:r>
+      <w:r>
+        <w:rPr>
+          <w:rFonts w:hint="eastAsia"/>
+        </w:rPr>
+        <w:t>grew</w:t>
+      </w:r>
+      <w:r>
+        <w:t xml:space="preserve"> in wolves. He never had </w:t>
+      </w:r>
+      <w:r>
+        <w:rPr>
+          <w:color w:val="EE0000"/>
+        </w:rPr>
+        <w:t>contact with</w:t>
+      </w:r>
+      <w:r>
+        <w:rPr>
+          <w:color w:val="EE0000"/>
+        </w:rPr>
+        <w:t xml:space="preserve"> </w:t>
+      </w:r>
+      <w:r>
+        <w:t xml:space="preserve">other people during his childhood. </w:t>
+      </w:r>
+      <w:r>
+        <w:rPr>
+          <w:color w:val="EE0000"/>
+        </w:rPr>
+        <w:t>W</w:t>
+      </w:r>
+      <w:r>
+        <w:rPr>
+          <w:color w:val="EE0000"/>
+        </w:rPr>
+        <w:t xml:space="preserve">hen </w:t>
+      </w:r>
+      <w:r>
+        <w:t xml:space="preserve">he was rescued by others and taken into human </w:t>
+      </w:r>
+      <w:r>
+        <w:rPr>
+          <w:rFonts w:hint="eastAsia"/>
+        </w:rPr>
+        <w:t>society</w:t>
+      </w:r>
+      <w:r>
+        <w:t xml:space="preserve">, he </w:t>
+      </w:r>
+      <w:r>
+        <w:rPr>
+          <w:color w:val="EE0000"/>
+        </w:rPr>
+        <w:t>c</w:t>
+      </w:r>
+      <w:r>
+        <w:rPr>
+          <w:color w:val="EE0000"/>
+        </w:rPr>
+        <w:t>ould not</w:t>
+      </w:r>
+      <w:r>
+        <w:rPr>
+          <w:color w:val="EE0000"/>
+        </w:rPr>
+        <w:t xml:space="preserve"> </w:t>
+      </w:r>
+      <w:r>
+        <w:t xml:space="preserve">speak human language, but he </w:t>
+      </w:r>
+      <w:r>
+        <w:rPr>
+          <w:color w:val="EE0000"/>
+        </w:rPr>
+        <w:t>c</w:t>
+      </w:r>
+      <w:r>
+        <w:rPr>
+          <w:color w:val="EE0000"/>
+        </w:rPr>
+        <w:t>ould</w:t>
+      </w:r>
+      <w:r>
+        <w:rPr>
+          <w:color w:val="EE0000"/>
+        </w:rPr>
+        <w:t xml:space="preserve"> </w:t>
+      </w:r>
+      <w:r>
+        <w:t>communicate with wolves. This shows that people can be changed by surrounding in a big part.</w:t>
       </w:r>
     </w:p>
     <w:sectPr>
@@ -239,315 +207,6 @@
     </w:sectPr>
   </w:body>
 </w:document>
-</file>
-
-<file path=word/comments.xml><?xml version="1.0" encoding="utf-8"?>
-<w:comments xmlns:wpc="http://schemas.microsoft.com/office/word/2010/wordprocessingCanvas" xmlns:cx="http://schemas.microsoft.com/office/drawing/2014/chartex" xmlns:cx1="http://schemas.microsoft.com/office/drawing/2015/9/8/chartex" xmlns:cx2="http://schemas.microsoft.com/office/drawing/2015/10/21/chartex" xmlns:cx3="http://schemas.microsoft.com/office/drawing/2016/5/9/chartex" xmlns:cx4="http://schemas.microsoft.com/office/drawing/2016/5/10/chartex" xmlns:cx5="http://schemas.microsoft.com/office/drawing/2016/5/11/chartex" xmlns:cx6="http://schemas.microsoft.com/office/drawing/2016/5/12/chartex" xmlns:cx7="http://schemas.microsoft.com/office/drawing/2016/5/13/chartex" xmlns:cx8="http://schemas.microsoft.com/office/drawing/2016/5/14/chartex" xmlns:mc="http://schemas.openxmlformats.org/markup-compatibility/2006" xmlns:aink="http://schemas.microsoft.com/office/drawing/2016/ink" xmlns:am3d="http://schemas.microsoft.com/office/drawing/2017/model3d" xmlns:o="urn:schemas-microsoft-com:office:office" xmlns:oel="http://schemas.microsoft.com/office/2019/extlst" xmlns:r="http://schemas.openxmlformats.org/officeDocument/2006/relationships" xmlns:m="http://schemas.openxmlformats.org/officeDocument/2006/math" xmlns:v="urn:schemas-microsoft-com:vml" xmlns:wp14="http://schemas.microsoft.com/office/word/2010/wordprocessingDrawing" xmlns:wp="http://schemas.openxmlformats.org/drawingml/2006/wordprocessingDrawing" xmlns:w10="urn:schemas-microsoft-com:office:word" xmlns:w="http://schemas.openxmlformats.org/wordprocessingml/2006/main" xmlns:w14="http://schemas.microsoft.com/office/word/2010/wordml" xmlns:w15="http://schemas.microsoft.com/office/word/2012/wordml" xmlns:w16cex="http://schemas.microsoft.com/office/word/2018/wordml/cex" xmlns:w16cid="http://schemas.microsoft.com/office/word/2016/wordml/cid" xmlns:w16="http://schemas.microsoft.com/office/word/2018/wordml" xmlns:w16du="http://schemas.microsoft.com/office/word/2023/wordml/word16du" xmlns:w16sdtdh="http://schemas.microsoft.com/office/word/2020/wordml/sdtdatahash" xmlns:w16sdtfl="http://schemas.microsoft.com/office/word/2024/wordml/sdtformatlock" xmlns:w16se="http://schemas.microsoft.com/office/word/2015/wordml/symex" xmlns:wpg="http://schemas.microsoft.com/office/word/2010/wordprocessingGroup" xmlns:wpi="http://schemas.microsoft.com/office/word/2010/wordprocessingInk" xmlns:wne="http://schemas.microsoft.com/office/word/2006/wordml" xmlns:wps="http://schemas.microsoft.com/office/word/2010/wordprocessingShape" mc:Ignorable="w14 w15 w16se w16cid w16 w16cex w16sdtdh w16sdtfl w16du wp14">
-  <w:comment w:id="0" w:author="解琦" w:date="2026-06-01T11:45:00Z" w:initials="">
-    <w:p>
-      <w:pPr>
-        <w:pStyle w:val="ae"/>
-      </w:pPr>
-      <w:r>
-        <w:rPr>
-          <w:rStyle w:val="af0"/>
-        </w:rPr>
-        <w:annotationRef/>
-      </w:r>
-      <w:r>
-        <w:rPr>
-          <w:rFonts w:hint="eastAsia"/>
-        </w:rPr>
-        <w:t>people是复数</w:t>
-      </w:r>
-    </w:p>
-  </w:comment>
-  <w:comment w:id="1" w:author="解琦" w:date="2026-06-01T11:45:00Z" w:initials="">
-    <w:p>
-      <w:pPr>
-        <w:pStyle w:val="ae"/>
-      </w:pPr>
-      <w:r>
-        <w:rPr>
-          <w:rStyle w:val="af0"/>
-        </w:rPr>
-        <w:annotationRef/>
-      </w:r>
-      <w:r>
-        <w:rPr>
-          <w:rFonts w:hint="eastAsia"/>
-        </w:rPr>
-        <w:t>主谓一致</w:t>
-      </w:r>
-    </w:p>
-  </w:comment>
-  <w:comment w:id="2" w:author="解琦" w:date="2026-06-01T11:45:00Z" w:initials="">
-    <w:p>
-      <w:pPr>
-        <w:pStyle w:val="ae"/>
-      </w:pPr>
-      <w:r>
-        <w:rPr>
-          <w:rStyle w:val="af0"/>
-        </w:rPr>
-        <w:annotationRef/>
-      </w:r>
-      <w:r>
-        <w:rPr>
-          <w:rFonts w:hint="eastAsia"/>
-        </w:rPr>
-        <w:t>这是名词，是“身份”的意思</w:t>
-      </w:r>
-    </w:p>
-  </w:comment>
-  <w:comment w:id="3" w:author="解琦" w:date="2026-06-01T11:45:00Z" w:initials="">
-    <w:p>
-      <w:pPr>
-        <w:pStyle w:val="ae"/>
-      </w:pPr>
-      <w:r>
-        <w:rPr>
-          <w:rStyle w:val="af0"/>
-        </w:rPr>
-        <w:annotationRef/>
-      </w:r>
-      <w:r>
-        <w:rPr>
-          <w:rFonts w:hint="eastAsia"/>
-        </w:rPr>
-        <w:t>genes</w:t>
-      </w:r>
-    </w:p>
-  </w:comment>
-  <w:comment w:id="4" w:author="解琦" w:date="2026-06-01T11:45:00Z" w:initials="">
-    <w:p>
-      <w:pPr>
-        <w:pStyle w:val="ae"/>
-      </w:pPr>
-      <w:r>
-        <w:rPr>
-          <w:rStyle w:val="af0"/>
-        </w:rPr>
-        <w:annotationRef/>
-      </w:r>
-      <w:r>
-        <w:rPr>
-          <w:rFonts w:hint="eastAsia"/>
-        </w:rPr>
-        <w:t>复数</w:t>
-      </w:r>
-    </w:p>
-  </w:comment>
-  <w:comment w:id="5" w:author="解琦" w:date="2026-06-01T11:45:00Z" w:initials="">
-    <w:p>
-      <w:pPr>
-        <w:pStyle w:val="ae"/>
-      </w:pPr>
-      <w:r>
-        <w:rPr>
-          <w:rStyle w:val="af0"/>
-        </w:rPr>
-        <w:annotationRef/>
-      </w:r>
-      <w:r>
-        <w:rPr>
-          <w:rFonts w:hint="eastAsia"/>
-        </w:rPr>
-        <w:t>什么意思？</w:t>
-      </w:r>
-    </w:p>
-  </w:comment>
-  <w:comment w:id="6" w:author="解琦" w:date="2026-06-01T11:50:00Z" w:initials="">
-    <w:p>
-      <w:pPr>
-        <w:pStyle w:val="ae"/>
-      </w:pPr>
-      <w:r>
-        <w:rPr>
-          <w:rStyle w:val="af0"/>
-        </w:rPr>
-        <w:annotationRef/>
-      </w:r>
-      <w:r>
-        <w:rPr>
-          <w:rFonts w:hint="eastAsia"/>
-        </w:rPr>
-        <w:t>去掉</w:t>
-      </w:r>
-    </w:p>
-  </w:comment>
-  <w:comment w:id="7" w:author="解琦" w:date="2026-06-01T11:50:00Z" w:initials="">
-    <w:p>
-      <w:pPr>
-        <w:pStyle w:val="ae"/>
-      </w:pPr>
-      <w:r>
-        <w:rPr>
-          <w:rStyle w:val="af0"/>
-        </w:rPr>
-        <w:annotationRef/>
-      </w:r>
-      <w:r>
-        <w:rPr>
-          <w:rFonts w:hint="eastAsia"/>
-        </w:rPr>
-        <w:t>a piece of news</w:t>
-      </w:r>
-    </w:p>
-  </w:comment>
-  <w:comment w:id="8" w:author="解琦" w:date="2026-06-01T11:50:00Z" w:initials="">
-    <w:p>
-      <w:pPr>
-        <w:pStyle w:val="ae"/>
-      </w:pPr>
-      <w:r>
-        <w:rPr>
-          <w:rStyle w:val="af0"/>
-        </w:rPr>
-        <w:annotationRef/>
-      </w:r>
-      <w:r>
-        <w:rPr>
-          <w:rFonts w:hint="eastAsia"/>
-        </w:rPr>
-        <w:t>that后面的同位语从句需要主谓宾齐全</w:t>
-      </w:r>
-    </w:p>
-  </w:comment>
-  <w:comment w:id="9" w:author="解琦" w:date="2026-06-01T11:51:00Z" w:initials="">
-    <w:p>
-      <w:pPr>
-        <w:pStyle w:val="ae"/>
-      </w:pPr>
-      <w:r>
-        <w:rPr>
-          <w:rStyle w:val="af0"/>
-        </w:rPr>
-        <w:annotationRef/>
-      </w:r>
-      <w:r>
-        <w:rPr>
-          <w:rFonts w:hint="eastAsia"/>
-        </w:rPr>
-        <w:t>注意被动构成</w:t>
-      </w:r>
-    </w:p>
-  </w:comment>
-  <w:comment w:id="10" w:author="解琦" w:date="2026-06-01T11:51:00Z" w:initials="">
-    <w:p>
-      <w:pPr>
-        <w:pStyle w:val="ae"/>
-      </w:pPr>
-      <w:r>
-        <w:rPr>
-          <w:rStyle w:val="af0"/>
-        </w:rPr>
-        <w:annotationRef/>
-      </w:r>
-      <w:r>
-        <w:rPr>
-          <w:rFonts w:hint="eastAsia"/>
-        </w:rPr>
-        <w:t>被动</w:t>
-      </w:r>
-    </w:p>
-  </w:comment>
-  <w:comment w:id="11" w:author="解琦" w:date="2026-06-01T11:53:00Z" w:initials="">
-    <w:p>
-      <w:pPr>
-        <w:pStyle w:val="ae"/>
-      </w:pPr>
-      <w:r>
-        <w:rPr>
-          <w:rStyle w:val="af0"/>
-        </w:rPr>
-        <w:annotationRef/>
-      </w:r>
-      <w:r>
-        <w:rPr>
-          <w:rFonts w:hint="eastAsia"/>
-        </w:rPr>
-        <w:t>When 句子, 句子.</w:t>
-      </w:r>
-    </w:p>
-  </w:comment>
-  <w:comment w:id="12" w:author="解琦" w:date="2026-06-01T11:53:00Z" w:initials="">
-    <w:p>
-      <w:pPr>
-        <w:pStyle w:val="ae"/>
-      </w:pPr>
-      <w:r>
-        <w:rPr>
-          <w:rStyle w:val="af0"/>
-        </w:rPr>
-        <w:annotationRef/>
-      </w:r>
-      <w:r>
-        <w:rPr>
-          <w:rFonts w:hint="eastAsia"/>
-        </w:rPr>
-        <w:t>find that...发现。。。</w:t>
-      </w:r>
-    </w:p>
-  </w:comment>
-  <w:comment w:id="13" w:author="解琦" w:date="2026-06-01T11:54:00Z" w:initials="">
-    <w:p>
-      <w:pPr>
-        <w:pStyle w:val="ae"/>
-      </w:pPr>
-      <w:r>
-        <w:rPr>
-          <w:rStyle w:val="af0"/>
-        </w:rPr>
-        <w:annotationRef/>
-      </w:r>
-      <w:r>
-        <w:rPr>
-          <w:rFonts w:hint="eastAsia"/>
-        </w:rPr>
-        <w:t>wolf</w:t>
-      </w:r>
-    </w:p>
-  </w:comment>
-</w:comments>
-</file>
-
-<file path=word/commentsExtended.xml><?xml version="1.0" encoding="utf-8"?>
-<w15:commentsEx xmlns:wpc="http://schemas.microsoft.com/office/word/2010/wordprocessingCanvas" xmlns:cx="http://schemas.microsoft.com/office/drawing/2014/chartex" xmlns:cx1="http://schemas.microsoft.com/office/drawing/2015/9/8/chartex" xmlns:cx2="http://schemas.microsoft.com/office/drawing/2015/10/21/chartex" xmlns:cx3="http://schemas.microsoft.com/office/drawing/2016/5/9/chartex" xmlns:cx4="http://schemas.microsoft.com/office/drawing/2016/5/10/chartex" xmlns:cx5="http://schemas.microsoft.com/office/drawing/2016/5/11/chartex" xmlns:cx6="http://schemas.microsoft.com/office/drawing/2016/5/12/chartex" xmlns:cx7="http://schemas.microsoft.com/office/drawing/2016/5/13/chartex" xmlns:cx8="http://schemas.microsoft.com/office/drawing/2016/5/14/chartex" xmlns:mc="http://schemas.openxmlformats.org/markup-compatibility/2006" xmlns:aink="http://schemas.microsoft.com/office/drawing/2016/ink" xmlns:am3d="http://schemas.microsoft.com/office/drawing/2017/model3d" xmlns:o="urn:schemas-microsoft-com:office:office" xmlns:oel="http://schemas.microsoft.com/office/2019/extlst" xmlns:r="http://schemas.openxmlformats.org/officeDocument/2006/relationships" xmlns:m="http://schemas.openxmlformats.org/officeDocument/2006/math" xmlns:v="urn:schemas-microsoft-com:vml" xmlns:wp14="http://schemas.microsoft.com/office/word/2010/wordprocessingDrawing" xmlns:wp="http://schemas.openxmlformats.org/drawingml/2006/wordprocessingDrawing" xmlns:w10="urn:schemas-microsoft-com:office:word" xmlns:w="http://schemas.openxmlformats.org/wordprocessingml/2006/main" xmlns:w14="http://schemas.microsoft.com/office/word/2010/wordml" xmlns:w15="http://schemas.microsoft.com/office/word/2012/wordml" xmlns:w16cex="http://schemas.microsoft.com/office/word/2018/wordml/cex" xmlns:w16cid="http://schemas.microsoft.com/office/word/2016/wordml/cid" xmlns:w16="http://schemas.microsoft.com/office/word/2018/wordml" xmlns:w16du="http://schemas.microsoft.com/office/word/2023/wordml/word16du" xmlns:w16sdtdh="http://schemas.microsoft.com/office/word/2020/wordml/sdtdatahash" xmlns:w16sdtfl="http://schemas.microsoft.com/office/word/2024/wordml/sdtformatlock" xmlns:w16se="http://schemas.microsoft.com/office/word/2015/wordml/symex" xmlns:wpg="http://schemas.microsoft.com/office/word/2010/wordprocessingGroup" xmlns:wpi="http://schemas.microsoft.com/office/word/2010/wordprocessingInk" xmlns:wne="http://schemas.microsoft.com/office/word/2006/wordml" xmlns:wps="http://schemas.microsoft.com/office/word/2010/wordprocessingShape" mc:Ignorable="w14 w15 w16se w16cid w16 w16cex w16sdtdh w16sdtfl w16du wp14">
-  <w15:commentEx w15:paraId="3D22098E" w15:done="0"/>
-  <w15:commentEx w15:paraId="5DD56ED1" w15:done="0"/>
-  <w15:commentEx w15:paraId="600926C9" w15:done="0"/>
-  <w15:commentEx w15:paraId="5A21C535" w15:done="0"/>
-  <w15:commentEx w15:paraId="5C977A70" w15:done="0"/>
-  <w15:commentEx w15:paraId="3A410204" w15:done="0"/>
-  <w15:commentEx w15:paraId="6AF7196F" w15:done="0"/>
-  <w15:commentEx w15:paraId="2497AA31" w15:done="0"/>
-  <w15:commentEx w15:paraId="6968DECF" w15:done="0"/>
-  <w15:commentEx w15:paraId="77389033" w15:done="0"/>
-  <w15:commentEx w15:paraId="5000EF09" w15:done="0"/>
-  <w15:commentEx w15:paraId="4EDF0582" w15:done="0"/>
-  <w15:commentEx w15:paraId="5CE332E0" w15:done="0"/>
-  <w15:commentEx w15:paraId="1323B5BC" w15:done="0"/>
-</w15:commentsEx>
-</file>
-
-<file path=word/commentsIds.xml><?xml version="1.0" encoding="utf-8"?>
-<w16cid:commentsIds xmlns:wpc="http://schemas.microsoft.com/office/word/2010/wordprocessingCanvas" xmlns:cx="http://schemas.microsoft.com/office/drawing/2014/chartex" xmlns:cx1="http://schemas.microsoft.com/office/drawing/2015/9/8/chartex" xmlns:cx2="http://schemas.microsoft.com/office/drawing/2015/10/21/chartex" xmlns:cx3="http://schemas.microsoft.com/office/drawing/2016/5/9/chartex" xmlns:cx4="http://schemas.microsoft.com/office/drawing/2016/5/10/chartex" xmlns:cx5="http://schemas.microsoft.com/office/drawing/2016/5/11/chartex" xmlns:cx6="http://schemas.microsoft.com/office/drawing/2016/5/12/chartex" xmlns:cx7="http://schemas.microsoft.com/office/drawing/2016/5/13/chartex" xmlns:cx8="http://schemas.microsoft.com/office/drawing/2016/5/14/chartex" xmlns:mc="http://schemas.openxmlformats.org/markup-compatibility/2006" xmlns:aink="http://schemas.microsoft.com/office/drawing/2016/ink" xmlns:am3d="http://schemas.microsoft.com/office/drawing/2017/model3d" xmlns:o="urn:schemas-microsoft-com:office:office" xmlns:oel="http://schemas.microsoft.com/office/2019/extlst" xmlns:r="http://schemas.openxmlformats.org/officeDocument/2006/relationships" xmlns:m="http://schemas.openxmlformats.org/officeDocument/2006/math" xmlns:v="urn:schemas-microsoft-com:vml" xmlns:wp14="http://schemas.microsoft.com/office/word/2010/wordprocessingDrawing" xmlns:wp="http://schemas.openxmlformats.org/drawingml/2006/wordprocessingDrawing" xmlns:w10="urn:schemas-microsoft-com:office:word" xmlns:w="http://schemas.openxmlformats.org/wordprocessingml/2006/main" xmlns:w14="http://schemas.microsoft.com/office/word/2010/wordml" xmlns:w15="http://schemas.microsoft.com/office/word/2012/wordml" xmlns:w16cex="http://schemas.microsoft.com/office/word/2018/wordml/cex" xmlns:w16cid="http://schemas.microsoft.com/office/word/2016/wordml/cid" xmlns:w16="http://schemas.microsoft.com/office/word/2018/wordml" xmlns:w16du="http://schemas.microsoft.com/office/word/2023/wordml/word16du" xmlns:w16sdtdh="http://schemas.microsoft.com/office/word/2020/wordml/sdtdatahash" xmlns:w16sdtfl="http://schemas.microsoft.com/office/word/2024/wordml/sdtformatlock" xmlns:w16se="http://schemas.microsoft.com/office/word/2015/wordml/symex" xmlns:wpg="http://schemas.microsoft.com/office/word/2010/wordprocessingGroup" xmlns:wpi="http://schemas.microsoft.com/office/word/2010/wordprocessingInk" xmlns:wne="http://schemas.microsoft.com/office/word/2006/wordml" xmlns:wps="http://schemas.microsoft.com/office/word/2010/wordprocessingShape" mc:Ignorable="w14 w15 w16se w16cid w16 w16cex w16sdtdh w16sdtfl w16du wp14">
-  <w16cid:commentId w16cid:paraId="3D22098E" w16cid:durableId="3CCF509D"/>
-  <w16cid:commentId w16cid:paraId="5DD56ED1" w16cid:durableId="62EA9731"/>
-  <w16cid:commentId w16cid:paraId="600926C9" w16cid:durableId="2F452BDB"/>
-  <w16cid:commentId w16cid:paraId="5A21C535" w16cid:durableId="632C3F62"/>
-  <w16cid:commentId w16cid:paraId="5C977A70" w16cid:durableId="092E8BC8"/>
-  <w16cid:commentId w16cid:paraId="3A410204" w16cid:durableId="2E3866BE"/>
-  <w16cid:commentId w16cid:paraId="6AF7196F" w16cid:durableId="14E1DE50"/>
-  <w16cid:commentId w16cid:paraId="2497AA31" w16cid:durableId="663F4CD3"/>
-  <w16cid:commentId w16cid:paraId="6968DECF" w16cid:durableId="60EC0449"/>
-  <w16cid:commentId w16cid:paraId="77389033" w16cid:durableId="688DE459"/>
-  <w16cid:commentId w16cid:paraId="5000EF09" w16cid:durableId="20A5E6BE"/>
-  <w16cid:commentId w16cid:paraId="4EDF0582" w16cid:durableId="28830A54"/>
-  <w16cid:commentId w16cid:paraId="5CE332E0" w16cid:durableId="41674419"/>
-  <w16cid:commentId w16cid:paraId="1323B5BC" w16cid:durableId="11B9B951"/>
-</w16cid:commentsIds>
 </file>
 
 <file path=word/styles.xml><?xml version="1.0" encoding="utf-8"?>
@@ -950,7 +609,7 @@
   <w:style w:type="paragraph" w:default="1" w:styleId="a">
     <w:name w:val="Normal"/>
     <w:qFormat/>
-    <w:rsid w:val="00BC6723"/>
+    <w:rsid w:val="00CA1842"/>
     <w:pPr>
       <w:widowControl w:val="0"/>
     </w:pPr>

--- a/xq/吴天铭Nature Nurture.docx
+++ b/xq/吴天铭Nature Nurture.docx
@@ -3,26 +3,72 @@
 <w:document xmlns:wpc="http://schemas.microsoft.com/office/word/2010/wordprocessingCanvas" xmlns:cx="http://schemas.microsoft.com/office/drawing/2014/chartex" xmlns:cx1="http://schemas.microsoft.com/office/drawing/2015/9/8/chartex" xmlns:cx2="http://schemas.microsoft.com/office/drawing/2015/10/21/chartex" xmlns:cx3="http://schemas.microsoft.com/office/drawing/2016/5/9/chartex" xmlns:cx4="http://schemas.microsoft.com/office/drawing/2016/5/10/chartex" xmlns:cx5="http://schemas.microsoft.com/office/drawing/2016/5/11/chartex" xmlns:cx6="http://schemas.microsoft.com/office/drawing/2016/5/12/chartex" xmlns:cx7="http://schemas.microsoft.com/office/drawing/2016/5/13/chartex" xmlns:cx8="http://schemas.microsoft.com/office/drawing/2016/5/14/chartex" xmlns:mc="http://schemas.openxmlformats.org/markup-compatibility/2006" xmlns:aink="http://schemas.microsoft.com/office/drawing/2016/ink" xmlns:am3d="http://schemas.microsoft.com/office/drawing/2017/model3d" xmlns:o="urn:schemas-microsoft-com:office:office" xmlns:oel="http://schemas.microsoft.com/office/2019/extlst" xmlns:r="http://schemas.openxmlformats.org/officeDocument/2006/relationships" xmlns:m="http://schemas.openxmlformats.org/officeDocument/2006/math" xmlns:v="urn:schemas-microsoft-com:vml" xmlns:wp14="http://schemas.microsoft.com/office/word/2010/wordprocessingDrawing" xmlns:wp="http://schemas.openxmlformats.org/drawingml/2006/wordprocessingDrawing" xmlns:w10="urn:schemas-microsoft-com:office:word" xmlns:w="http://schemas.openxmlformats.org/wordprocessingml/2006/main" xmlns:w14="http://schemas.microsoft.com/office/word/2010/wordml" xmlns:w15="http://schemas.microsoft.com/office/word/2012/wordml" xmlns:w16cex="http://schemas.microsoft.com/office/word/2018/wordml/cex" xmlns:w16cid="http://schemas.microsoft.com/office/word/2016/wordml/cid" xmlns:w16="http://schemas.microsoft.com/office/word/2018/wordml" xmlns:w16du="http://schemas.microsoft.com/office/word/2023/wordml/word16du" xmlns:w16sdtdh="http://schemas.microsoft.com/office/word/2020/wordml/sdtdatahash" xmlns:w16sdtfl="http://schemas.microsoft.com/office/word/2024/wordml/sdtformatlock" xmlns:w16se="http://schemas.microsoft.com/office/word/2015/wordml/symex" xmlns:wpg="http://schemas.microsoft.com/office/word/2010/wordprocessingGroup" xmlns:wpi="http://schemas.microsoft.com/office/word/2010/wordprocessingInk" xmlns:wne="http://schemas.microsoft.com/office/word/2006/wordml" xmlns:wps="http://schemas.microsoft.com/office/word/2010/wordprocessingShape" mc:Ignorable="w14 w15 w16se w16cid w16 w16cex w16sdtdh w16sdtfl w16du wp14">
   <w:body>
     <w:p>
-      <w:pPr>
+      <w:r>
+        <w:t xml:space="preserve">I strongly agree with Claire that nurture </w:t>
+      </w:r>
+      <w:r>
+        <w:rPr>
+          <w:color w:val="EE0000"/>
+        </w:rPr>
+        <w:t>play</w:t>
+      </w:r>
+      <w:r>
         <w:rPr>
           <w:rFonts w:hint="eastAsia"/>
-        </w:rPr>
-      </w:pPr>
-      <w:r>
-        <w:t xml:space="preserve">I strongly agree with Claire that nurture </w:t>
-      </w:r>
-      <w:r>
-        <w:rPr>
-          <w:color w:val="EE0000"/>
-        </w:rPr>
-        <w:t>play</w:t>
+          <w:color w:val="EE0000"/>
+        </w:rPr>
+        <w:t>s</w:t>
+      </w:r>
+      <w:r>
+        <w:rPr>
+          <w:color w:val="EE0000"/>
+        </w:rPr>
+        <w:t xml:space="preserve"> </w:t>
+      </w:r>
+      <w:r>
+        <w:t xml:space="preserve">a more important role in our development. The primary reason is that environment can shape our personality. To be more specific, every </w:t>
+      </w:r>
+      <w:r>
+        <w:rPr>
+          <w:color w:val="EE0000"/>
+        </w:rPr>
+        <w:t>pe</w:t>
+      </w:r>
+      <w:r>
+        <w:rPr>
+          <w:color w:val="EE0000"/>
+        </w:rPr>
+        <w:t>rson</w:t>
+      </w:r>
+      <w:r>
+        <w:rPr>
+          <w:color w:val="EE0000"/>
+        </w:rPr>
+        <w:t xml:space="preserve"> </w:t>
+      </w:r>
+      <w:r>
+        <w:t xml:space="preserve">is different, and we know no two people </w:t>
       </w:r>
       <w:r>
         <w:rPr>
           <w:rFonts w:hint="eastAsia"/>
-          <w:color w:val="EE0000"/>
-        </w:rPr>
-        <w:t>s</w:t>
+        </w:rPr>
+        <w:t xml:space="preserve">are </w:t>
+      </w:r>
+      <w:r>
+        <w:t xml:space="preserve">totally identical. This is because genes offer a base and life </w:t>
+      </w:r>
+      <w:r>
+        <w:rPr>
+          <w:color w:val="EE0000"/>
+        </w:rPr>
+        <w:t xml:space="preserve">experiences </w:t>
+      </w:r>
+      <w:r>
+        <w:rPr>
+          <w:color w:val="EE0000"/>
+        </w:rPr>
+        <w:t>shape</w:t>
       </w:r>
       <w:r>
         <w:rPr>
@@ -31,19 +77,46 @@
         <w:t xml:space="preserve"> </w:t>
       </w:r>
       <w:r>
-        <w:t xml:space="preserve">a more important role in our development. The primary reason is that environment can shape our personality. To be more specific, every </w:t>
-      </w:r>
-      <w:r>
-        <w:rPr>
-          <w:color w:val="EE0000"/>
-        </w:rPr>
-        <w:t>pe</w:t>
-      </w:r>
-      <w:r>
-        <w:rPr>
-          <w:color w:val="EE0000"/>
-        </w:rPr>
-        <w:t>rson</w:t>
+        <w:rPr>
+          <w:color w:val="EE0000"/>
+        </w:rPr>
+        <w:t xml:space="preserve">our </w:t>
+      </w:r>
+      <w:r>
+        <w:t xml:space="preserve">unique </w:t>
+      </w:r>
+      <w:r>
+        <w:rPr>
+          <w:color w:val="EE0000"/>
+        </w:rPr>
+        <w:t>characteristics</w:t>
+      </w:r>
+      <w:r>
+        <w:t xml:space="preserve">. In addition, </w:t>
+      </w:r>
+      <w:r>
+        <w:rPr>
+          <w:rFonts w:hint="eastAsia"/>
+        </w:rPr>
+        <w:t>the</w:t>
+      </w:r>
+      <w:r>
+        <w:t xml:space="preserve"> environment may change our genes expression. For example, I read a piece of news that a person </w:t>
+      </w:r>
+      <w:r>
+        <w:rPr>
+          <w:rFonts w:hint="eastAsia"/>
+        </w:rPr>
+        <w:t>grew</w:t>
+      </w:r>
+      <w:r>
+        <w:t xml:space="preserve"> in wolves. He never had </w:t>
+      </w:r>
+      <w:r>
+        <w:rPr>
+          <w:color w:val="EE0000"/>
+        </w:rPr>
+        <w:t>contact with</w:t>
       </w:r>
       <w:r>
         <w:rPr>
@@ -52,28 +125,43 @@
         <w:t xml:space="preserve"> </w:t>
       </w:r>
       <w:r>
-        <w:t xml:space="preserve">is different, and we know no two people </w:t>
+        <w:t xml:space="preserve">other people during his childhood. </w:t>
+      </w:r>
+      <w:r>
+        <w:rPr>
+          <w:color w:val="EE0000"/>
+        </w:rPr>
+        <w:t>W</w:t>
+      </w:r>
+      <w:r>
+        <w:rPr>
+          <w:color w:val="EE0000"/>
+        </w:rPr>
+        <w:t xml:space="preserve">hen </w:t>
+      </w:r>
+      <w:r>
+        <w:t xml:space="preserve">he was rescued by others and taken into human </w:t>
       </w:r>
       <w:r>
         <w:rPr>
           <w:rFonts w:hint="eastAsia"/>
         </w:rPr>
-        <w:t xml:space="preserve">are </w:t>
-      </w:r>
-      <w:r>
-        <w:t xml:space="preserve">totally identical. This is because genes offer a base and life </w:t>
-      </w:r>
-      <w:r>
-        <w:rPr>
-          <w:color w:val="EE0000"/>
-        </w:rPr>
-        <w:t xml:space="preserve">experiences </w:t>
-      </w:r>
-      <w:r>
-        <w:rPr>
-          <w:color w:val="EE0000"/>
-        </w:rPr>
-        <w:t>shape</w:t>
+        <w:t>society</w:t>
+      </w:r>
+      <w:r>
+        <w:t xml:space="preserve">, he </w:t>
+      </w:r>
+      <w:r>
+        <w:rPr>
+          <w:color w:val="EE0000"/>
+        </w:rPr>
+        <w:t>c</w:t>
+      </w:r>
+      <w:r>
+        <w:rPr>
+          <w:color w:val="EE0000"/>
+        </w:rPr>
+        <w:t>ould not</w:t>
       </w:r>
       <w:r>
         <w:rPr>
@@ -82,121 +170,86 @@
         <w:t xml:space="preserve"> </w:t>
       </w:r>
       <w:r>
-        <w:rPr>
-          <w:color w:val="EE0000"/>
-        </w:rPr>
-        <w:t xml:space="preserve">our </w:t>
-      </w:r>
-      <w:r>
-        <w:t xml:space="preserve">unique </w:t>
-      </w:r>
-      <w:r>
-        <w:rPr>
-          <w:color w:val="EE0000"/>
-        </w:rPr>
-        <w:t>characteristics</w:t>
-      </w:r>
-      <w:r>
-        <w:t xml:space="preserve">. In addition, </w:t>
-      </w:r>
+        <w:t xml:space="preserve">speak human language, but he </w:t>
+      </w:r>
+      <w:r>
+        <w:rPr>
+          <w:color w:val="EE0000"/>
+        </w:rPr>
+        <w:t>c</w:t>
+      </w:r>
+      <w:r>
+        <w:rPr>
+          <w:color w:val="EE0000"/>
+        </w:rPr>
+        <w:t>ould</w:t>
+      </w:r>
+      <w:r>
+        <w:rPr>
+          <w:color w:val="EE0000"/>
+        </w:rPr>
+        <w:t xml:space="preserve"> </w:t>
+      </w:r>
+      <w:r>
+        <w:t>communicate with wolves. This shows that people can be changed by surrounding in a big part.</w:t>
+      </w:r>
+    </w:p>
+    <w:p/>
+    <w:p>
       <w:r>
         <w:rPr>
           <w:rFonts w:hint="eastAsia"/>
         </w:rPr>
-        <w:t>the</w:t>
-      </w:r>
-      <w:r>
-        <w:t xml:space="preserve"> environment may change our genes expression. For example, I read a piece of news that a person </w:t>
-      </w:r>
-      <w:r>
-        <w:rPr>
-          <w:rFonts w:hint="eastAsia"/>
-        </w:rPr>
-        <w:t>grew</w:t>
-      </w:r>
-      <w:r>
-        <w:t xml:space="preserve"> in wolves. He never had </w:t>
-      </w:r>
-      <w:r>
-        <w:rPr>
-          <w:color w:val="EE0000"/>
-        </w:rPr>
-        <w:t>contact with</w:t>
-      </w:r>
-      <w:r>
-        <w:rPr>
-          <w:color w:val="EE0000"/>
-        </w:rPr>
-        <w:t xml:space="preserve"> </w:t>
-      </w:r>
-      <w:r>
-        <w:t xml:space="preserve">other people during his childhood. </w:t>
-      </w:r>
-      <w:r>
-        <w:rPr>
-          <w:color w:val="EE0000"/>
-        </w:rPr>
-        <w:t>W</w:t>
-      </w:r>
-      <w:r>
-        <w:rPr>
-          <w:color w:val="EE0000"/>
-        </w:rPr>
-        <w:t xml:space="preserve">hen </w:t>
-      </w:r>
-      <w:r>
-        <w:t xml:space="preserve">he was rescued by others and taken into human </w:t>
-      </w:r>
-      <w:r>
-        <w:rPr>
-          <w:rFonts w:hint="eastAsia"/>
-        </w:rPr>
-        <w:t>society</w:t>
-      </w:r>
-      <w:r>
-        <w:t xml:space="preserve">, he </w:t>
-      </w:r>
-      <w:r>
-        <w:rPr>
-          <w:color w:val="EE0000"/>
-        </w:rPr>
-        <w:t>c</w:t>
-      </w:r>
-      <w:r>
-        <w:rPr>
-          <w:color w:val="EE0000"/>
-        </w:rPr>
-        <w:t>ould not</w:t>
-      </w:r>
-      <w:r>
-        <w:rPr>
-          <w:color w:val="EE0000"/>
-        </w:rPr>
-        <w:t xml:space="preserve"> </w:t>
-      </w:r>
-      <w:r>
-        <w:t xml:space="preserve">speak human language, but he </w:t>
-      </w:r>
-      <w:r>
-        <w:rPr>
-          <w:color w:val="EE0000"/>
-        </w:rPr>
-        <w:t>c</w:t>
-      </w:r>
-      <w:r>
-        <w:rPr>
-          <w:color w:val="EE0000"/>
-        </w:rPr>
-        <w:t>ould</w:t>
-      </w:r>
-      <w:r>
-        <w:rPr>
-          <w:color w:val="EE0000"/>
-        </w:rPr>
-        <w:t xml:space="preserve"> </w:t>
-      </w:r>
-      <w:r>
-        <w:t>communicate with wolves. This shows that people can be changed by surrounding in a big part.</w:t>
+        <w:t>Nature vs nurture</w:t>
+      </w:r>
+      <w:r>
+        <w:br/>
+        <w:t>1. 主谓一致问题：nurture play a more important role in our development，应改成nurture plays a more important role in our development</w:t>
+      </w:r>
+    </w:p>
+    <w:p>
+      <w:r>
+        <w:t>2. 主谓一致问题：every people is different，应改成every person is different（或everyone is different）</w:t>
+      </w:r>
+    </w:p>
+    <w:p>
+      <w:r>
+        <w:t>3. 主谓一致问题：no two people is totally identity，应改成no two people are totally identical</w:t>
+      </w:r>
+    </w:p>
+    <w:p>
+      <w:r>
+        <w:t>4. 主谓一致问题：gene offer a base，应改成genes offer a foundation</w:t>
+      </w:r>
+    </w:p>
+    <w:p>
+      <w:r>
+        <w:t>5. 主谓一致问题：experience give us different feel，应改成experiences give us different feelings</w:t>
+      </w:r>
+    </w:p>
+    <w:p>
+      <w:r>
+        <w:t>6. 主谓一致问题：a person who live in woofs，应改成a person who lived among wolves</w:t>
+      </w:r>
+    </w:p>
+    <w:p>
+      <w:r>
+        <w:t>7. 被动语态错误：when he was rescue by other and take into a country，应改成when he was rescued by others and taken into a civilized country</w:t>
+      </w:r>
+    </w:p>
+    <w:p>
+      <w:r>
+        <w:t>8. 时态一致错误：People find him that he cannot speak human language, but he can speak woof language，应改成People found that he could not speak human language, but he could communicate like wolves</w:t>
+      </w:r>
+    </w:p>
+    <w:p>
+      <w:r>
+        <w:t>9. 句式结构错误：People find him that he cannot speak human language，应改成People found that he could not speak human language</w:t>
+      </w:r>
+    </w:p>
+    <w:p>
+      <w:r>
+        <w:t>10. 用词与逻辑错误：in a big part，应改成to a large extent</w:t>
       </w:r>
     </w:p>
     <w:sectPr>
